--- a/docs/reference/DigitalCardBox Financial Summary.docx
+++ b/docs/reference/DigitalCardBox Financial Summary.docx
@@ -19,7 +19,7 @@
     <w:p>
       <w:pPr/>
       <w:r>
-        <w:t>11 October 2026  |  United States planning model  |  USD</w:t>
+        <w:t xml:space="preserve">13 October 2026  |  United States planning model  |  USD</w:t>
       </w:r>
     </w:p>
     <w:p>
@@ -38,7 +38,7 @@
     </w:p>
     <w:p>
       <w:r>
-        <w:t>DigitalCardBox is the working name. The private, free external-wallet MVP targets 31 October 2026; premium card and event-book sales in this document are later test offers, not October revenue. The October engineering plan is 114–157 focused hours, with the indefinitely fixed one-time $500 development fee unchanged. The full external pilot, including supervised events and optional generated art, remains 126–192 hours. Cash gift principal moves through external services and never becomes platform revenue.</w:t>
+        <w:t xml:space="preserve">DigitalCardBox is the working name. The private, free external-wallet MVP targets 31 October 2026; premium card and event-book sales in this document are later test offers, not October revenue. The October engineering plan is 180 focused hours, with the indefinitely fixed one-time $500 development fee unchanged. The full external pilot, including supervised events and optional generated art, remains 192–215 hours. Cash gift principal moves through external services and never becomes platform revenue.</w:t>
       </w:r>
     </w:p>
     <w:p>
@@ -2602,7 +2602,7 @@
     <w:p>
       <w:pPr/>
       <w:r>
-        <w:t>Fixed development arrangement: the founder reports an indefinitely fixed, one-time $500 fee for the developer's work on this app, including later planned code phases. The 31 October private MVP is 114–157 focused hours; the 126–192-hour full external pilot includes follow-on supervised validation and optional generated art. Internal security and accessibility checks remain engineering work, with no separate outside review. The bootstrapped table covers three months and excludes founder pay, paid support, contingency, integrated provider charges, music rights and commissioned artwork.</w:t>
+        <w:t xml:space="preserve">Fixed development arrangement: the founder reports an indefinitely fixed, one-time $500 fee for the developer's work on this app, including later planned code phases. The 31 October private MVP is 180 focused hours; the 192–215-hour full external pilot includes follow-on supervised validation and optional generated art. Internal security and accessibility checks remain engineering work, with no separate outside review. The bootstrapped table covers three months and excludes founder pay, paid support, contingency, integrated provider charges, music rights and commissioned artwork.</w:t>
       </w:r>
     </w:p>
     <w:tbl>
@@ -2757,7 +2757,7 @@
           </w:tcPr>
           <w:p>
             <w:r>
-              <w:t>One-time $500 fee for planned app development, including multiple services and later code phases; 126–192 pilot hours and later hours are schedule estimates, not hourly charges.</w:t>
+              <w:t xml:space="preserve">One-time $500 fee for planned app development, including multiple services and later code phases; 192–215 pilot hours and later hours are schedule estimates, not hourly charges.</w:t>
             </w:r>
           </w:p>
         </w:tc>
@@ -3396,6 +3396,39 @@
         <w:t>[11] Namecheap .com registration and renewal — https://www.namecheap.com/domains/registration/gtld/com/</w:t>
       </w:r>
     </w:p>
+    <w:p>
+      <w:pPr>
+        <w:pStyle w:val="Heading1"/>
+      </w:pPr>
+      <w:r>
+        <w:t xml:space="preserve">Database design and delivery update — 13 October 2026</w:t>
+      </w:r>
+    </w:p>
+    <w:p>
+      <w:r>
+        <w:t xml:space="preserve">Canonical decisions: docs/specs/DATA_MODEL.md and ADR 0005. Use one managed PostgreSQL database per environment with private object storage for photos and exports. Evaluate Supabase first; actual provider, version, identity integration and connection adapter remain subject to the ADR 0001 deployment spike. No database/service is provisioned by this planning change.</w:t>
+      </w:r>
+    </w:p>
+    <w:p>
+      <w:r>
+        <w:t xml:space="preserve">Store one provider-linked customer identity, anonymous event-scoped guests separate from expiring sessions, unified note/card submissions, explicit consent and moderation history, immutable encrypted gift destination versions, external intent/activity and private book snapshots/exports. Module boundaries remain public contracts with scoped relational keys and short shared transactions. Outbox and deduplication protect accepted writes and host alerts.</w:t>
+      </w:r>
+    </w:p>
+    <w:p>
+      <w:r>
+        <w:t xml:space="preserve">External gift activity is unconfirmed unless the host marks a checked receipt; neither a handoff nor a guest report proves payment. Future premium purchase transactions belong to Billing orders/attempts/verified events/entitlements/refunds. Approved integrated gift processing has a separate Gifts ledger/payout/reconciliation design and requires a new provider-approved ADR.</w:t>
+      </w:r>
+    </w:p>
+    <w:p>
+      <w:r>
+        <w:t xml:space="preserve">The detailed backlog now has 180 October hours across 54 stories: previous 156 hours plus 24 explicit database-foundation hours in DCB-E18. Weekly totals are 72/54/54, so October 31 requires capacity replanning. The prior 114–157 October and 126–192 broader-pilot ranges are historical; the provisional broader pilot is 192–215 hours (180 + prior 12–35 follow-on allowance), pending overlap review. Do not add the old aggregate database allowance again. The fixed one-time $500 development arrangement and vendor-price assumptions are unchanged.</w:t>
+      </w:r>
+    </w:p>
+    <w:p>
+      <w:r>
+        <w:t xml:space="preserve">Existing feature stories own behavior; existing Security stories own encryption and tested database/media restore, published retention and a manual deletion runbook. Database design alone is not implementation or verified transaction history. Guest intake closure does not delete private CardVault records or promise indefinite hosting. Automated deletion and future checkout remain Post-MVP.</w:t>
+      </w:r>
+    </w:p>
     <w:sectPr>
       <w:footerReference w:type="default" r:id="rId9"/>
       <w:pgSz w:w="12240" w:h="15840"/>
